--- a/DS Abstarct.docx
+++ b/DS Abstarct.docx
@@ -1010,9 +1010,21 @@
               <w:ind w:left="0"/>
               <w:jc w:val="left"/>
               <w:rPr>
+                <w:rFonts w:hint="default"/>
                 <w:sz w:val="20"/>
+                <w:lang w:val="en-US"/>
               </w:rPr>
             </w:pPr>
+            <w:r>
+              <w:rPr>
+                <w:rFonts w:hint="default"/>
+                <w:sz w:val="20"/>
+                <w:lang w:val="en-US"/>
+              </w:rPr>
+              <w:t xml:space="preserve">                                PRATUSHA MAM</w:t>
+            </w:r>
+            <w:bookmarkStart w:id="1" w:name="_GoBack"/>
+            <w:bookmarkEnd w:id="1"/>
           </w:p>
         </w:tc>
       </w:tr>
@@ -1052,8 +1064,6 @@
       <w:r>
         <w:t>AI-Driven Student Performance Analytics and Early Warning System</w:t>
       </w:r>
-      <w:bookmarkStart w:id="1" w:name="_GoBack"/>
-      <w:bookmarkEnd w:id="1"/>
     </w:p>
     <w:p>
       <w:pPr>
@@ -1451,7 +1461,7 @@
     <w:lsdException w:unhideWhenUsed="0" w:uiPriority="0" w:semiHidden="0" w:name="Document Map"/>
     <w:lsdException w:unhideWhenUsed="0" w:uiPriority="0" w:semiHidden="0" w:name="Plain Text"/>
     <w:lsdException w:unhideWhenUsed="0" w:uiPriority="0" w:semiHidden="0" w:name="E-mail Signature"/>
-    <w:lsdException w:unhideWhenUsed="0" w:uiPriority="0" w:semiHidden="0" w:name="Normal (Web)"/>
+    <w:lsdException w:qFormat="1" w:unhideWhenUsed="0" w:uiPriority="0" w:semiHidden="0" w:name="Normal (Web)"/>
     <w:lsdException w:unhideWhenUsed="0" w:uiPriority="0" w:semiHidden="0" w:name="HTML Acronym"/>
     <w:lsdException w:unhideWhenUsed="0" w:uiPriority="0" w:semiHidden="0" w:name="HTML Address"/>
     <w:lsdException w:unhideWhenUsed="0" w:uiPriority="0" w:semiHidden="0" w:name="HTML Cite"/>
@@ -1462,7 +1472,7 @@
     <w:lsdException w:unhideWhenUsed="0" w:uiPriority="0" w:semiHidden="0" w:name="HTML Sample"/>
     <w:lsdException w:unhideWhenUsed="0" w:uiPriority="0" w:semiHidden="0" w:name="HTML Typewriter"/>
     <w:lsdException w:unhideWhenUsed="0" w:uiPriority="0" w:semiHidden="0" w:name="HTML Variable"/>
-    <w:lsdException w:unhideWhenUsed="0" w:uiPriority="0" w:name="Normal Table"/>
+    <w:lsdException w:qFormat="1" w:unhideWhenUsed="0" w:uiPriority="0" w:name="Normal Table"/>
     <w:lsdException w:unhideWhenUsed="0" w:uiPriority="0" w:semiHidden="0" w:name="annotation subject"/>
     <w:lsdException w:unhideWhenUsed="0" w:uiPriority="0" w:semiHidden="0" w:name="Table Simple 1"/>
     <w:lsdException w:unhideWhenUsed="0" w:uiPriority="0" w:semiHidden="0" w:name="Table Simple 2"/>
@@ -1678,6 +1688,7 @@
   <w:style w:type="table" w:default="1" w:styleId="5">
     <w:name w:val="Normal Table"/>
     <w:semiHidden/>
+    <w:qFormat/>
     <w:uiPriority w:val="0"/>
     <w:tblPr>
       <w:tblCellMar>
@@ -1702,6 +1713,7 @@
   </w:style>
   <w:style w:type="paragraph" w:styleId="7">
     <w:name w:val="Normal (Web)"/>
+    <w:qFormat/>
     <w:uiPriority w:val="0"/>
     <w:pPr>
       <w:spacing w:before="0" w:beforeAutospacing="1" w:after="0" w:afterAutospacing="1"/>
@@ -1709,6 +1721,7 @@
       <w:jc w:val="left"/>
     </w:pPr>
     <w:rPr>
+      <w:rFonts w:ascii="Times New Roman" w:hAnsi="Times New Roman" w:eastAsia="SimSun" w:cs="Times New Roman"/>
       <w:kern w:val="0"/>
       <w:sz w:val="24"/>
       <w:szCs w:val="24"/>
